--- a/documents/docx/06-payment-receipt.docx
+++ b/documents/docx/06-payment-receipt.docx
@@ -3897,7 +3897,7 @@
           <w:sz w:val="21"/>
           <w:szCs w:val="21"/>
         </w:rPr>
-        <w:t xml:space="preserve"> The client may pay extra amounts or settle the whole loan early, at any time, in one or more payments. There is no penalty for paying early, and QuickServe may only charge finance charges for the days the loan was actually used. The client may ask us for a free Early Settlement Quotation on +264 81 264 6222.</w:t>
+        <w:t xml:space="preserve"> The client may pay extra amounts or settle the whole loan early, at any time, in one or more payments. There is no penalty for paying early, and QuickServe may only charge finance charges for the days the loan was actually used. The client may ask us for a free Early Settlement Quotation on +264 81 281 9840.</w:t>
       </w:r>
     </w:p>
     <w:p>
@@ -3971,7 +3971,7 @@
           <w:sz w:val="21"/>
           <w:szCs w:val="21"/>
         </w:rPr>
-        <w:t xml:space="preserve"> Please raise a query with us first on +264 81 264 6222 or at erastusmatheus3@gmail.com. If we cannot resolve it, the client may complain in writing to the Principal Officer of QuickServe Cashloan, and after that to NAMFISA: 51–55 Werner List Street, Gutenberg Plaza, Windhoek; P O Box 21250, Windhoek; toll free 0800 290 500; email [NAMFISA COMPLAINTS EMAIL AS PUBLISHED AT www.namfisa.com.na]. We will give the client a NAMFISA complaint intake form on request.</w:t>
+        <w:t xml:space="preserve"> Please raise a query with us first on +264 81 281 9840 or at erastusmatheus3@gmail.com. If we cannot resolve it, the client may complain in writing to the Principal Officer of QuickServe Cashloan, and after that to NAMFISA: 51–55 Werner List Street, Gutenberg Plaza, Windhoek; P O Box 21250, Windhoek; toll free 0800 290 500; email [NAMFISA COMPLAINTS EMAIL AS PUBLISHED AT www.namfisa.com.na]. We will give the client a NAMFISA complaint intake form on request.</w:t>
       </w:r>
     </w:p>
     <w:p>
@@ -4017,7 +4017,7 @@
           <w:sz w:val="21"/>
           <w:szCs w:val="21"/>
         </w:rPr>
-        <w:t xml:space="preserve">Please check this receipt before leaving, or as soon as you receive it. If any figure is wrong, tell us within 30 days on +264 81 264 6222 and we will investigate and correct our records.</w:t>
+        <w:t xml:space="preserve">Please check this receipt before leaving, or as soon as you receive it. If any figure is wrong, tell us within 30 days on +264 81 281 9840 and we will investigate and correct our records.</w:t>
       </w:r>
     </w:p>
     <w:p>
@@ -5118,7 +5118,7 @@
         <w:sz w:val="15"/>
         <w:szCs w:val="15"/>
       </w:rPr>
-      <w:t xml:space="preserve">Cell +264 81 281 9840   ·   WhatsApp +264 81 264 6222</w:t>
+      <w:t xml:space="preserve">Cell &amp; WhatsApp +264 81 281 9840</w:t>
     </w:r>
   </w:p>
   <w:p>
